--- a/Volume 1/Chapter 06 - RESTful APIs/SPA_Vol1_Ch6_Lesson6_17_API_Versioning.docx
+++ b/Volume 1/Chapter 06 - RESTful APIs/SPA_Vol1_Ch6_Lesson6_17_API_Versioning.docx
@@ -2053,7 +2053,7 @@
         <w:keepNext/>
       </w:pPr>
       <w:r>
-        <w:t>AA14E7E7BD2703694E0A6B6855AF3B8C406102AB1FC56AC905FE33619B31FAA5</w:t>
+        <w:t>DC1E4DE3E0EF3A18F3A5818FAB563EB3FA45D5D3BB1DB527A8D389077ED5EE6C</w:t>
       </w:r>
     </w:p>
     <w:p>
@@ -48688,31 +48688,31 @@
       </w:rPr>
     </w:lvl>
   </w:abstractNum>
-  <w:num w:numId="1" w16cid:durableId="49774195">
+  <w:num w:numId="1" w16cid:durableId="771246421">
     <w:abstractNumId w:val="8"/>
   </w:num>
-  <w:num w:numId="2" w16cid:durableId="744841988">
+  <w:num w:numId="2" w16cid:durableId="1672181054">
     <w:abstractNumId w:val="6"/>
   </w:num>
-  <w:num w:numId="3" w16cid:durableId="398329052">
+  <w:num w:numId="3" w16cid:durableId="2092656665">
     <w:abstractNumId w:val="5"/>
   </w:num>
-  <w:num w:numId="4" w16cid:durableId="2037660891">
+  <w:num w:numId="4" w16cid:durableId="1220746790">
     <w:abstractNumId w:val="4"/>
   </w:num>
-  <w:num w:numId="5" w16cid:durableId="1169977287">
+  <w:num w:numId="5" w16cid:durableId="1631278589">
     <w:abstractNumId w:val="7"/>
   </w:num>
-  <w:num w:numId="6" w16cid:durableId="481239956">
+  <w:num w:numId="6" w16cid:durableId="1548376429">
     <w:abstractNumId w:val="3"/>
   </w:num>
-  <w:num w:numId="7" w16cid:durableId="81803262">
+  <w:num w:numId="7" w16cid:durableId="274949810">
     <w:abstractNumId w:val="2"/>
   </w:num>
-  <w:num w:numId="8" w16cid:durableId="33847548">
+  <w:num w:numId="8" w16cid:durableId="1210148021">
     <w:abstractNumId w:val="1"/>
   </w:num>
-  <w:num w:numId="9" w16cid:durableId="1187209065">
+  <w:num w:numId="9" w16cid:durableId="2135054560">
     <w:abstractNumId w:val="0"/>
   </w:num>
 </w:numbering>

--- a/Volume 1/Chapter 06 - RESTful APIs/SPA_Vol1_Ch6_Lesson6_17_API_Versioning.docx
+++ b/Volume 1/Chapter 06 - RESTful APIs/SPA_Vol1_Ch6_Lesson6_17_API_Versioning.docx
@@ -957,7 +957,7 @@
     </w:p>
     <w:p>
       <w:r>
-        <w:t>The files step 1 copies from lesson-6.14 (certs, .gitignore, .\sql\reset_contacts.sql, .\cpp\httplib.h, .\cpp\vcpkg_installed, your Chapter 5 contacts module, the contact store, the JSON libraries, the MySQL DLLs, the four .csproj files, go.mod, package.json, and tsconfig.json) are not printed in this lesson, so they are not in the layout.</w:t>
+        <w:t>The files step 1 copies from lesson-6.14 (certs, .gitignore, the six .\sql\reset_contacts_&lt;language&gt;.sql files, .\cpp\httplib.h, .\cpp\vcpkg_installed, your Chapter 5 contacts module, the contact store, the JSON libraries, the MySQL DLLs, the four .csproj files, go.mod, package.json, and tsconfig.json) are not printed in this lesson, so they are not in the layout.</w:t>
       </w:r>
     </w:p>
     <w:p>
@@ -1263,10 +1263,10 @@
         <w:keepNext/>
       </w:pPr>
       <w:r>
-        <w:t xml:space="preserve">Still in lesson-6.17, copy what Lesson 6.14 already holds: the certificates and .gitignore (it already ignores python/.venv/), the Data Reset file, the four C# project files, go.mod, package.json, and tsconfig.json, cpp-httplib and the project's OpenSSL, your Chapter 5 contacts module (already renamed to spa_contacts), the contact store, cJSON and nlohmann/json, and the MySQL DLLs. The Production-Minded programs grow from the latest lesson before this one, so Lesson 6.14's are the base. None of these files </w:t>
-      </w:r>
-      <w:r>
-        <w:t>changes here, so none is printed again. The servers and clients are printed in full below, because each one changes. The last three commands put this lesson's names into go.mod, package.json, and contactstore.go's import lines:</w:t>
+        <w:t>Still in lesson-6.17, copy what Lesson 6.14 already holds: the certificates and .gitignore (it already ignores python/.venv/), the six Data Reset files, the four C# project files, go.mod, package.json, and tsconfig.json, cpp-httplib and the project's OpenSSL, your Chapter 5 contacts module (already renamed to spa_contacts), the contact store, cJSON and nlohmann/json, and the MySQL DLLs. The Production-Minded programs grow from the latest lesson before this one, so Lesson 6.14's are the base. None of these f</w:t>
+      </w:r>
+      <w:r>
+        <w:t>iles changes here, so none is printed again. The servers and clients are printed in full below, because each one changes. The last three commands put this lesson's names into go.mod, package.json, and contactstore.go's import lines:</w:t>
       </w:r>
     </w:p>
     <w:p>
@@ -1305,7 +1305,7 @@
         <w:pStyle w:val="CommandBlock"/>
       </w:pPr>
       <w:r>
-        <w:t>Copy-Item "$previousLesson\sql\reset_contacts.sql" .\sql</w:t>
+        <w:t>Copy-Item "$previousLesson\sql\reset_contacts_c.sql" .\sql</w:t>
       </w:r>
     </w:p>
     <w:p>
@@ -1313,6 +1313,46 @@
         <w:pStyle w:val="CommandBlock"/>
       </w:pPr>
       <w:r>
+        <w:t>Copy-Item "$previousLesson\sql\reset_contacts_cpp.sql" .\sql</w:t>
+      </w:r>
+    </w:p>
+    <w:p>
+      <w:pPr>
+        <w:pStyle w:val="CommandBlock"/>
+      </w:pPr>
+      <w:r>
+        <w:t>Copy-Item "$previousLesson\sql\reset_contacts_csharp.sql" .\sql</w:t>
+      </w:r>
+    </w:p>
+    <w:p>
+      <w:pPr>
+        <w:pStyle w:val="CommandBlock"/>
+      </w:pPr>
+      <w:r>
+        <w:t>Copy-Item "$previousLesson\sql\reset_contacts_go.sql" .\sql</w:t>
+      </w:r>
+    </w:p>
+    <w:p>
+      <w:pPr>
+        <w:pStyle w:val="CommandBlock"/>
+      </w:pPr>
+      <w:r>
+        <w:t>Copy-Item "$previousLesson\sql\reset_contacts_python.sql" .\sql</w:t>
+      </w:r>
+    </w:p>
+    <w:p>
+      <w:pPr>
+        <w:pStyle w:val="CommandBlock"/>
+      </w:pPr>
+      <w:r>
+        <w:t>Copy-Item "$previousLesson\sql\reset_contacts_typescript.sql" .\sql</w:t>
+      </w:r>
+    </w:p>
+    <w:p>
+      <w:pPr>
+        <w:pStyle w:val="CommandBlock"/>
+      </w:pPr>
+      <w:r>
         <w:t>foreach ($project in "BasicServer", "BasicClient", "Server", "Client") {</w:t>
       </w:r>
     </w:p>
@@ -1657,7 +1697,7 @@
         <w:pStyle w:val="CommandBlock"/>
       </w:pPr>
       <w:r>
-        <w:t>cp ../lesson-6.14/sql/reset_contacts.sql ./sql</w:t>
+        <w:t>cp ../lesson-6.14/sql/reset_contacts_{c,cpp,csharp}.sql ./sql</w:t>
       </w:r>
     </w:p>
     <w:p>
@@ -1665,6 +1705,14 @@
         <w:pStyle w:val="CommandBlock"/>
       </w:pPr>
       <w:r>
+        <w:t>cp ../lesson-6.14/sql/reset_contacts_{go,python,typescript}.sql ./sql</w:t>
+      </w:r>
+    </w:p>
+    <w:p>
+      <w:pPr>
+        <w:pStyle w:val="CommandBlock"/>
+      </w:pPr>
+      <w:r>
         <w:t>cp ../lesson-6.14/c/contacts.[ch] ../lesson-6.14/c/contact_store.[ch] ./c</w:t>
       </w:r>
     </w:p>
@@ -2434,7 +2482,7 @@
     </w:p>
     <w:p>
       <w:r>
-        <w:t>The servers read spa_contacts, so the screens match this lesson's only when the table holds the known rows. Step 1 copied Lesson 6.14's reset file, Chapter 5's three contacts. Every program in this lesson only reads, so one reset before the first server is enough.</w:t>
+        <w:t>The servers read spa_contacts, so the screens match this lesson's only when the tables hold the known rows. Step 1 copied Lesson 6.14's reset files, Chapter 5's three contacts, one file per language; each server reads its own language's table, such as contacts_go. Every program in this lesson only reads, so one reset before the first server is enough.</w:t>
       </w:r>
     </w:p>
     <w:p>
@@ -2484,7 +2532,6 @@
     <w:p>
       <w:pPr>
         <w:pStyle w:val="CommandBlock"/>
-        <w:keepNext/>
       </w:pPr>
       <w:r>
         <w:t>&amp; $mysql -u devuser -h 127.0.0.1 -P 3306 `</w:t>
@@ -2493,7 +2540,6 @@
     <w:p>
       <w:pPr>
         <w:pStyle w:val="CommandBlock"/>
-        <w:keepNext/>
       </w:pPr>
       <w:r>
         <w:t xml:space="preserve">    -e "CREATE DATABASE IF NOT EXISTS spa_contacts"</w:t>
@@ -2502,7 +2548,6 @@
     <w:p>
       <w:pPr>
         <w:pStyle w:val="CommandBlock"/>
-        <w:keepNext/>
       </w:pPr>
       <w:r>
         <w:t>&amp; $mysql -u devuser -h 127.0.0.1 -P 3306 -D spa_contacts --commands `</w:t>
@@ -2511,15 +2556,94 @@
     <w:p>
       <w:pPr>
         <w:pStyle w:val="CommandBlock"/>
-        <w:keepNext/>
-      </w:pPr>
-      <w:r>
-        <w:t xml:space="preserve">    -e "source ./sql/reset_contacts.sql"</w:t>
+      </w:pPr>
+      <w:r>
+        <w:t xml:space="preserve">    -e "source ./sql/reset_contacts_c.sql"</w:t>
       </w:r>
     </w:p>
     <w:p>
       <w:pPr>
         <w:pStyle w:val="CommandBlock"/>
+      </w:pPr>
+      <w:r>
+        <w:t>&amp; $mysql -u devuser -h 127.0.0.1 -P 3306 -D spa_contacts --commands `</w:t>
+      </w:r>
+    </w:p>
+    <w:p>
+      <w:pPr>
+        <w:pStyle w:val="CommandBlock"/>
+      </w:pPr>
+      <w:r>
+        <w:t xml:space="preserve">    -e "source ./sql/reset_contacts_cpp.sql"</w:t>
+      </w:r>
+    </w:p>
+    <w:p>
+      <w:pPr>
+        <w:pStyle w:val="CommandBlock"/>
+      </w:pPr>
+      <w:r>
+        <w:t>&amp; $mysql -u devuser -h 127.0.0.1 -P 3306 -D spa_contacts --commands `</w:t>
+      </w:r>
+    </w:p>
+    <w:p>
+      <w:pPr>
+        <w:pStyle w:val="CommandBlock"/>
+      </w:pPr>
+      <w:r>
+        <w:t xml:space="preserve">    -e "source ./sql/reset_contacts_csharp.sql"</w:t>
+      </w:r>
+    </w:p>
+    <w:p>
+      <w:pPr>
+        <w:pStyle w:val="CommandBlock"/>
+      </w:pPr>
+      <w:r>
+        <w:t>&amp; $mysql -u devuser -h 127.0.0.1 -P 3306 -D spa_contacts --commands `</w:t>
+      </w:r>
+    </w:p>
+    <w:p>
+      <w:pPr>
+        <w:pStyle w:val="CommandBlock"/>
+      </w:pPr>
+      <w:r>
+        <w:t xml:space="preserve">    -e "source ./sql/reset_contacts_go.sql"</w:t>
+      </w:r>
+    </w:p>
+    <w:p>
+      <w:pPr>
+        <w:pStyle w:val="CommandBlock"/>
+      </w:pPr>
+      <w:r>
+        <w:t>&amp; $mysql -u devuser -h 127.0.0.1 -P 3306 -D spa_contacts --commands `</w:t>
+      </w:r>
+    </w:p>
+    <w:p>
+      <w:pPr>
+        <w:pStyle w:val="CommandBlock"/>
+      </w:pPr>
+      <w:r>
+        <w:t xml:space="preserve">    -e "source ./sql/reset_contacts_python.sql"</w:t>
+      </w:r>
+    </w:p>
+    <w:p>
+      <w:pPr>
+        <w:pStyle w:val="CommandBlock"/>
+      </w:pPr>
+      <w:r>
+        <w:t>&amp; $mysql -u devuser -h 127.0.0.1 -P 3306 -D spa_contacts --commands `</w:t>
+      </w:r>
+    </w:p>
+    <w:p>
+      <w:pPr>
+        <w:pStyle w:val="CommandBlock"/>
+      </w:pPr>
+      <w:r>
+        <w:t xml:space="preserve">    -e "source ./sql/reset_contacts_typescript.sql"</w:t>
+      </w:r>
+    </w:p>
+    <w:p>
+      <w:pPr>
+        <w:pStyle w:val="CommandBlock"/>
         <w:keepNext/>
       </w:pPr>
       <w:r>
@@ -2532,7 +2656,7 @@
         <w:keepNext/>
       </w:pPr>
       <w:r>
-        <w:t xml:space="preserve">    -e "SELECT id, name, email, phone FROM contacts ORDER BY id"</w:t>
+        <w:t xml:space="preserve">    -e "SELECT id, name, email, phone FROM contacts_c ORDER BY id"</w:t>
       </w:r>
     </w:p>
     <w:p>
@@ -2577,7 +2701,6 @@
     <w:p>
       <w:pPr>
         <w:pStyle w:val="CommandBlock"/>
-        <w:keepNext/>
       </w:pPr>
       <w:r>
         <w:t xml:space="preserve">    -e "CREATE DATABASE IF NOT EXISTS spa_contacts"</w:t>
@@ -2586,15 +2709,102 @@
     <w:p>
       <w:pPr>
         <w:pStyle w:val="CommandBlock"/>
-        <w:keepNext/>
-      </w:pPr>
-      <w:r>
-        <w:t>mysql -u devuser -h 127.0.0.1 -P 3306 -D spa_contacts &lt; ./sql/reset_contacts.sql</w:t>
+      </w:pPr>
+      <w:r>
+        <w:t>mysql -u devuser -h 127.0.0.1 -P 3306 -D spa_contacts \</w:t>
       </w:r>
     </w:p>
     <w:p>
       <w:pPr>
         <w:pStyle w:val="CommandBlock"/>
+      </w:pPr>
+      <w:r>
+        <w:t xml:space="preserve">    &lt; ./sql/reset_contacts_c.sql</w:t>
+      </w:r>
+    </w:p>
+    <w:p>
+      <w:pPr>
+        <w:pStyle w:val="CommandBlock"/>
+      </w:pPr>
+      <w:r>
+        <w:t>mysql -u devuser -h 127.0.0.1 -P 3306 -D spa_contacts \</w:t>
+      </w:r>
+    </w:p>
+    <w:p>
+      <w:pPr>
+        <w:pStyle w:val="CommandBlock"/>
+      </w:pPr>
+      <w:r>
+        <w:t xml:space="preserve">    &lt; ./sql/reset_contacts_cpp.sql</w:t>
+      </w:r>
+    </w:p>
+    <w:p>
+      <w:pPr>
+        <w:pStyle w:val="CommandBlock"/>
+      </w:pPr>
+      <w:r>
+        <w:t>mysql -u devuser -h 127.0.0.1 -P 3306 -D spa_contacts \</w:t>
+      </w:r>
+    </w:p>
+    <w:p>
+      <w:pPr>
+        <w:pStyle w:val="CommandBlock"/>
+      </w:pPr>
+      <w:r>
+        <w:t xml:space="preserve">    &lt; ./sql/reset_contacts_csharp.sql</w:t>
+      </w:r>
+    </w:p>
+    <w:p>
+      <w:pPr>
+        <w:pStyle w:val="CommandBlock"/>
+      </w:pPr>
+      <w:r>
+        <w:t>mysql -u devuser -h 127.0.0.1 -P 3306 -D spa_contacts \</w:t>
+      </w:r>
+    </w:p>
+    <w:p>
+      <w:pPr>
+        <w:pStyle w:val="CommandBlock"/>
+      </w:pPr>
+      <w:r>
+        <w:t xml:space="preserve">    &lt; ./sql/reset_contacts_go.sql</w:t>
+      </w:r>
+    </w:p>
+    <w:p>
+      <w:pPr>
+        <w:pStyle w:val="CommandBlock"/>
+      </w:pPr>
+      <w:r>
+        <w:t>mysql -u devuser -h 127.0.0.1 -P 3306 -D spa_contacts \</w:t>
+      </w:r>
+    </w:p>
+    <w:p>
+      <w:pPr>
+        <w:pStyle w:val="CommandBlock"/>
+      </w:pPr>
+      <w:r>
+        <w:t xml:space="preserve">    &lt; ./sql/reset_contacts_python.sql</w:t>
+      </w:r>
+    </w:p>
+    <w:p>
+      <w:pPr>
+        <w:pStyle w:val="CommandBlock"/>
+      </w:pPr>
+      <w:r>
+        <w:t>mysql -u devuser -h 127.0.0.1 -P 3306 -D spa_contacts \</w:t>
+      </w:r>
+    </w:p>
+    <w:p>
+      <w:pPr>
+        <w:pStyle w:val="CommandBlock"/>
+      </w:pPr>
+      <w:r>
+        <w:t xml:space="preserve">    &lt; ./sql/reset_contacts_typescript.sql</w:t>
+      </w:r>
+    </w:p>
+    <w:p>
+      <w:pPr>
+        <w:pStyle w:val="CommandBlock"/>
         <w:keepNext/>
       </w:pPr>
       <w:r>
@@ -2607,7 +2817,7 @@
         <w:keepNext/>
       </w:pPr>
       <w:r>
-        <w:t xml:space="preserve">    -e "SELECT id, name, email, phone FROM contacts ORDER BY id"</w:t>
+        <w:t xml:space="preserve">    -e "SELECT id, name, email, phone FROM contacts_c ORDER BY id"</w:t>
       </w:r>
     </w:p>
     <w:p>
@@ -2628,7 +2838,7 @@
         <w:keepNext/>
       </w:pPr>
       <w:r>
-        <w:t>The first two commands print nothing. The query prints exactly this table:</w:t>
+        <w:t>The CREATE DATABASE and reset commands print nothing. The query shows the C programs' table, contacts_c; put your language's table in its place to see that one. It prints exactly this table, and every language's table holds the same rows:</w:t>
       </w:r>
     </w:p>
     <w:p>
@@ -48431,7 +48641,7 @@
         <w:pStyle w:val="ListBullet"/>
       </w:pPr>
       <w:r>
-        <w:t>I copied the certificates, the Data Reset file, the modules, the contact store, the JSON libraries, the project files, and the DLLs from lesson-6.14, and the Copy Check matched.</w:t>
+        <w:t>I copied the certificates, the Data Reset files, the modules, the contact store, the JSON libraries, the project files, and the DLLs from lesson-6.14, and the Copy Check matched.</w:t>
       </w:r>
     </w:p>
     <w:p>
@@ -48688,31 +48898,31 @@
       </w:rPr>
     </w:lvl>
   </w:abstractNum>
-  <w:num w:numId="1" w16cid:durableId="771246421">
+  <w:num w:numId="1" w16cid:durableId="1575042467">
     <w:abstractNumId w:val="8"/>
   </w:num>
-  <w:num w:numId="2" w16cid:durableId="1672181054">
+  <w:num w:numId="2" w16cid:durableId="1718166264">
     <w:abstractNumId w:val="6"/>
   </w:num>
-  <w:num w:numId="3" w16cid:durableId="2092656665">
+  <w:num w:numId="3" w16cid:durableId="1191719313">
     <w:abstractNumId w:val="5"/>
   </w:num>
-  <w:num w:numId="4" w16cid:durableId="1220746790">
+  <w:num w:numId="4" w16cid:durableId="609119189">
     <w:abstractNumId w:val="4"/>
   </w:num>
-  <w:num w:numId="5" w16cid:durableId="1631278589">
+  <w:num w:numId="5" w16cid:durableId="719279437">
     <w:abstractNumId w:val="7"/>
   </w:num>
-  <w:num w:numId="6" w16cid:durableId="1548376429">
+  <w:num w:numId="6" w16cid:durableId="2109503692">
     <w:abstractNumId w:val="3"/>
   </w:num>
-  <w:num w:numId="7" w16cid:durableId="274949810">
+  <w:num w:numId="7" w16cid:durableId="1117409141">
     <w:abstractNumId w:val="2"/>
   </w:num>
-  <w:num w:numId="8" w16cid:durableId="1210148021">
+  <w:num w:numId="8" w16cid:durableId="1002049552">
     <w:abstractNumId w:val="1"/>
   </w:num>
-  <w:num w:numId="9" w16cid:durableId="2135054560">
+  <w:num w:numId="9" w16cid:durableId="1115829330">
     <w:abstractNumId w:val="0"/>
   </w:num>
 </w:numbering>

--- a/Volume 1/Chapter 06 - RESTful APIs/SPA_Vol1_Ch6_Lesson6_17_API_Versioning.docx
+++ b/Volume 1/Chapter 06 - RESTful APIs/SPA_Vol1_Ch6_Lesson6_17_API_Versioning.docx
@@ -1916,7 +1916,7 @@
         <w:keepNext/>
       </w:pPr>
       <w:r>
-        <w:t>$openssl = "C:\Program Files\Git\mingw64\bin\openssl.exe"</w:t>
+        <w:t>$openssl = "C:\Program Files\Git\ucrt64\bin\openssl.exe"</w:t>
       </w:r>
     </w:p>
     <w:p>
@@ -48998,31 +48998,31 @@
       </w:rPr>
     </w:lvl>
   </w:abstractNum>
-  <w:num w:numId="1" w16cid:durableId="129328383">
+  <w:num w:numId="1" w16cid:durableId="1475413002">
     <w:abstractNumId w:val="8"/>
   </w:num>
-  <w:num w:numId="2" w16cid:durableId="127939436">
+  <w:num w:numId="2" w16cid:durableId="1245336278">
     <w:abstractNumId w:val="6"/>
   </w:num>
-  <w:num w:numId="3" w16cid:durableId="1883861460">
+  <w:num w:numId="3" w16cid:durableId="1240797772">
     <w:abstractNumId w:val="5"/>
   </w:num>
-  <w:num w:numId="4" w16cid:durableId="712727157">
+  <w:num w:numId="4" w16cid:durableId="934478343">
     <w:abstractNumId w:val="4"/>
   </w:num>
-  <w:num w:numId="5" w16cid:durableId="846288063">
+  <w:num w:numId="5" w16cid:durableId="765661435">
     <w:abstractNumId w:val="7"/>
   </w:num>
-  <w:num w:numId="6" w16cid:durableId="310326491">
+  <w:num w:numId="6" w16cid:durableId="1512259407">
     <w:abstractNumId w:val="3"/>
   </w:num>
-  <w:num w:numId="7" w16cid:durableId="385103482">
+  <w:num w:numId="7" w16cid:durableId="759253467">
     <w:abstractNumId w:val="2"/>
   </w:num>
-  <w:num w:numId="8" w16cid:durableId="833572396">
+  <w:num w:numId="8" w16cid:durableId="317614092">
     <w:abstractNumId w:val="1"/>
   </w:num>
-  <w:num w:numId="9" w16cid:durableId="912160692">
+  <w:num w:numId="9" w16cid:durableId="1132601093">
     <w:abstractNumId w:val="0"/>
   </w:num>
 </w:numbering>
